--- a/vignettes/Advanced_Tutorial.docx
+++ b/vignettes/Advanced_Tutorial.docx
@@ -10,7 +10,7 @@
         <w:t xml:space="preserve">Advanced Customization via the NIMBLE MCMC Engine</w:t>
       </w:r>
     </w:p>
-    <w:bookmarkStart w:id="24" w:name="introduction"/>
+    <w:bookmarkStart w:id="25" w:name="introduction"/>
     <w:p>
       <w:pPr>
         <w:pStyle w:val="Heading2"/>
@@ -24,10 +24,10 @@
         <w:tblStyle w:val="Table"/>
         <w:tblLook w:firstRow="0" w:lastRow="0" w:firstColumn="0" w:lastColumn="0" w:noHBand="0" w:noVBand="0" w:val="0000"/>
         <w:tblBorders>
-          <w:top w:val="single" w:sz="4" w:space="0" w:color="0758E5"/>
-          <w:left w:val="single" w:sz="24" w:space="0" w:color="0758E5"/>
-          <w:bottom w:val="single" w:sz="4" w:space="0" w:color="0758E5"/>
-          <w:right w:val="single" w:sz="4" w:space="0" w:color="0758E5"/>
+          <w:top w:val="single" w:sz="4" w:space="0" w:color="EB9113"/>
+          <w:left w:val="single" w:sz="24" w:space="0" w:color="EB9113"/>
+          <w:bottom w:val="single" w:sz="4" w:space="0" w:color="EB9113"/>
+          <w:right w:val="single" w:sz="4" w:space="0" w:color="EB9113"/>
         </w:tblBorders>
         <w:tblCellMar>
           <w:left w:w="144" w:type="dxa"/>
@@ -41,7 +41,7 @@
         </w:trPr>
         <w:tc>
           <w:tcPr>
-            <w:shd w:color="auto" w:fill="dae6fb" w:val="clear"/>
+            <w:shd w:color="auto" w:fill="fcefdc" w:val="clear"/>
             <w:tcMar>
               <w:top w:w="92" w:type="dxa"/>
               <w:bottom w:w="92" w:type="dxa"/>
@@ -65,7 +65,7 @@
                     <a:graphicData uri="http://schemas.openxmlformats.org/drawingml/2006/picture">
                       <pic:pic>
                         <pic:nvPicPr>
-                          <pic:cNvPr descr="/Applications/quarto/share/formats/docx/note.png" id="22" name="Picture"/>
+                          <pic:cNvPr descr="/Applications/quarto/share/formats/docx/warning.png" id="22" name="Picture"/>
                           <pic:cNvPicPr>
                             <a:picLocks noChangeArrowheads="1" noChangeAspect="1"/>
                           </pic:cNvPicPr>
@@ -128,7 +128,21 @@
               <w:spacing w:before="16" w:after="16"/>
             </w:pPr>
             <w:r>
-              <w:t xml:space="preserve">To keep the example simpler for this tutorial, we assume an independent skills model (i.e., there does not exist any dependencies between the different skills).</w:t>
+              <w:t xml:space="preserve">To keep the example simpler for this tutorial, we assume an independent skills model (i.e., there does not exist any dependencies between the different skills). For tutorials involving dependency structures, see the</w:t>
+            </w:r>
+            <w:r>
+              <w:t xml:space="preserve"> </w:t>
+            </w:r>
+            <w:hyperlink r:id="rId23">
+              <w:r>
+                <w:rPr>
+                  <w:rStyle w:val="Hyperlink"/>
+                </w:rPr>
+                <w:t xml:space="preserve">Model CookBook</w:t>
+              </w:r>
+            </w:hyperlink>
+            <w:r>
+              <w:t xml:space="preserve">.</w:t>
             </w:r>
           </w:p>
           <w:p/>
@@ -145,7 +159,7 @@
       <w:r>
         <w:t xml:space="preserve"> </w:t>
       </w:r>
-      <w:hyperlink r:id="rId23">
+      <w:hyperlink r:id="rId24">
         <w:r>
           <w:rPr>
             <w:rStyle w:val="Hyperlink"/>
@@ -230,8 +244,8 @@
         <w:t xml:space="preserve">.</w:t>
       </w:r>
     </w:p>
-    <w:bookmarkEnd w:id="24"/>
-    <w:bookmarkStart w:id="25" w:name="environment-and-data-setup"/>
+    <w:bookmarkEnd w:id="25"/>
+    <w:bookmarkStart w:id="26" w:name="environment-and-data-setup"/>
     <w:p>
       <w:pPr>
         <w:pStyle w:val="Heading2"/>
@@ -245,7 +259,21 @@
         <w:pStyle w:val="FirstParagraph"/>
       </w:pPr>
       <w:r>
-        <w:t xml:space="preserve">First, we will load the requisite packages and structural data. We will utilize the basic DTMR dataset and its corresponding Q-Matrix to demonstrate the manual estimation workflow.</w:t>
+        <w:t xml:space="preserve">First, we will load the requisite packages and structural data. We will utilize the basic DTMR dataset and its corresponding Q-Matrix to demonstrate the manual estimation workflow. For a gentler introduction to these setup steps, see the</w:t>
+      </w:r>
+      <w:r>
+        <w:t xml:space="preserve"> </w:t>
+      </w:r>
+      <w:hyperlink r:id="rId24">
+        <w:r>
+          <w:rPr>
+            <w:rStyle w:val="Hyperlink"/>
+          </w:rPr>
+          <w:t xml:space="preserve">Beginner Tutorial</w:t>
+        </w:r>
+      </w:hyperlink>
+      <w:r>
+        <w:t xml:space="preserve">.</w:t>
       </w:r>
     </w:p>
     <w:p>
@@ -526,43 +554,48 @@
         <w:t xml:space="preserve">X</w:t>
       </w:r>
       <w:r>
-        <w:t xml:space="preserve">), and optionally a character specifying the framework (</w:t>
+        <w:t xml:space="preserve">), and an optional</w:t>
+      </w:r>
+      <w:r>
+        <w:t xml:space="preserve"> </w:t>
       </w:r>
       <w:r>
         <w:rPr>
           <w:rStyle w:val="VerbatimChar"/>
         </w:rPr>
-        <w:t xml:space="preserve">compute</w:t>
-      </w:r>
-      <w:r>
-        <w:t xml:space="preserve">, e.g.,</w:t>
-      </w:r>
-      <w:r>
-        <w:t xml:space="preserve"> </w:t>
-      </w:r>
-      <w:r>
-        <w:t xml:space="preserve">“dina”</w:t>
-      </w:r>
-      <w:r>
-        <w:t xml:space="preserve">,</w:t>
-      </w:r>
-      <w:r>
-        <w:t xml:space="preserve"> </w:t>
-      </w:r>
-      <w:r>
-        <w:t xml:space="preserve">“dino”</w:t>
-      </w:r>
-      <w:r>
-        <w:t xml:space="preserve">,</w:t>
-      </w:r>
-      <w:r>
-        <w:t xml:space="preserve"> </w:t>
-      </w:r>
-      <w:r>
-        <w:t xml:space="preserve">“dinm”</w:t>
-      </w:r>
-      <w:r>
-        <w:t xml:space="preserve">).</w:t>
+        <w:t xml:space="preserve">priors</w:t>
+      </w:r>
+      <w:r>
+        <w:t xml:space="preserve"> </w:t>
+      </w:r>
+      <w:r>
+        <w:t xml:space="preserve">list for custom prior specifications (see</w:t>
+      </w:r>
+      <w:r>
+        <w:t xml:space="preserve"> </w:t>
+      </w:r>
+      <w:hyperlink w:anchor="using-pgdcm-as-a-scoring-model">
+        <w:r>
+          <w:rPr>
+            <w:rStyle w:val="Hyperlink"/>
+          </w:rPr>
+          <w:t xml:space="preserve">Section 8</w:t>
+        </w:r>
+      </w:hyperlink>
+      <w:r>
+        <w:t xml:space="preserve">). The model type (e.g., DCM or SEM) is automatically detected from the graph structure via</w:t>
+      </w:r>
+      <w:r>
+        <w:t xml:space="preserve"> </w:t>
+      </w:r>
+      <w:r>
+        <w:rPr>
+          <w:rStyle w:val="VerbatimChar"/>
+        </w:rPr>
+        <w:t xml:space="preserve">determine_model_type()</w:t>
+      </w:r>
+      <w:r>
+        <w:t xml:space="preserve">.</w:t>
       </w:r>
     </w:p>
     <w:p>
@@ -632,8 +665,8 @@
         <w:t xml:space="preserve">).</w:t>
       </w:r>
     </w:p>
-    <w:bookmarkEnd w:id="25"/>
-    <w:bookmarkStart w:id="29" w:name="extracting-the-nimble-model-code"/>
+    <w:bookmarkEnd w:id="26"/>
+    <w:bookmarkStart w:id="30" w:name="extracting-the-nimble-model-code"/>
     <w:p>
       <w:pPr>
         <w:pStyle w:val="Heading2"/>
@@ -813,18 +846,18 @@
                 <wp:inline>
                   <wp:extent cx="152400" cy="152400"/>
                   <wp:effectExtent b="0" l="0" r="0" t="0"/>
-                  <wp:docPr descr="" title="" id="27" name="Picture"/>
+                  <wp:docPr descr="" title="" id="28" name="Picture"/>
                   <a:graphic>
                     <a:graphicData uri="http://schemas.openxmlformats.org/drawingml/2006/picture">
                       <pic:pic>
                         <pic:nvPicPr>
-                          <pic:cNvPr descr="/Applications/quarto/share/formats/docx/tip.png" id="28" name="Picture"/>
+                          <pic:cNvPr descr="/Applications/quarto/share/formats/docx/tip.png" id="29" name="Picture"/>
                           <pic:cNvPicPr>
                             <a:picLocks noChangeArrowheads="1" noChangeAspect="1"/>
                           </pic:cNvPicPr>
                         </pic:nvPicPr>
                         <pic:blipFill>
-                          <a:blip r:embed="rId26"/>
+                          <a:blip r:embed="rId27"/>
                           <a:stretch>
                             <a:fillRect/>
                           </a:stretch>
@@ -918,8 +951,8 @@
         </w:tc>
       </w:tr>
     </w:tbl>
-    <w:bookmarkEnd w:id="29"/>
-    <w:bookmarkStart w:id="34" w:name="prior-predictive-checking"/>
+    <w:bookmarkEnd w:id="30"/>
+    <w:bookmarkStart w:id="35" w:name="prior-predictive-checking"/>
     <w:p>
       <w:pPr>
         <w:pStyle w:val="Heading2"/>
@@ -1178,7 +1211,7 @@
         <w:rPr>
           <w:rStyle w:val="CommentTok"/>
         </w:rPr>
-        <w:t xml:space="preserve"># Forces the plot to render inline instead of drawing to a PDF</w:t>
+        <w:t xml:space="preserve"># NULL renders inline; set a string to save as PDF</w:t>
       </w:r>
       <w:r>
         <w:br/>
@@ -1338,10 +1371,7 @@
         <w:t xml:space="preserve">prefix</w:t>
       </w:r>
       <w:r>
-        <w:t xml:space="preserve"> </w:t>
-      </w:r>
-      <w:r>
-        <w:t xml:space="preserve">and</w:t>
+        <w:t xml:space="preserve">: If</w:t>
       </w:r>
       <w:r>
         <w:t xml:space="preserve"> </w:t>
@@ -1350,10 +1380,28 @@
         <w:rPr>
           <w:rStyle w:val="VerbatimChar"/>
         </w:rPr>
+        <w:t xml:space="preserve">NULL</w:t>
+      </w:r>
+      <w:r>
+        <w:t xml:space="preserve">, plots render inline to the active graphics device (e.g., RStudio Plots pane or Quarto output). If a character string is provided, the plots are saved to a PDF file using the prefix in the filename.</w:t>
+      </w:r>
+    </w:p>
+    <w:p>
+      <w:pPr>
+        <w:pStyle w:val="Compact"/>
+        <w:numPr>
+          <w:ilvl w:val="1"/>
+          <w:numId w:val="1003"/>
+        </w:numPr>
+      </w:pPr>
+      <w:r>
+        <w:rPr>
+          <w:rStyle w:val="VerbatimChar"/>
+        </w:rPr>
         <w:t xml:space="preserve">title</w:t>
       </w:r>
       <w:r>
-        <w:t xml:space="preserve">: Strings used to name the output report.</w:t>
+        <w:t xml:space="preserve">: A label appended to the plot titles and filenames.</w:t>
       </w:r>
     </w:p>
     <w:p>
@@ -1405,7 +1453,19 @@
         <w:t xml:space="preserve">simColMeans</w:t>
       </w:r>
       <w:r>
-        <w:t xml:space="preserve">, etc.) and automatically generates a diagnostic PDF plot in your working directory.</w:t>
+        <w:t xml:space="preserve">, etc.) and diagnostic plots rendered either inline or saved to PDF depending on</w:t>
+      </w:r>
+      <w:r>
+        <w:t xml:space="preserve"> </w:t>
+      </w:r>
+      <w:r>
+        <w:rPr>
+          <w:rStyle w:val="VerbatimChar"/>
+        </w:rPr>
+        <w:t xml:space="preserve">prefix</w:t>
+      </w:r>
+      <w:r>
+        <w:t xml:space="preserve">.</w:t>
       </w:r>
     </w:p>
     <w:p>
@@ -1417,18 +1477,18 @@
           <wp:inline>
             <wp:extent cx="5334000" cy="5334000"/>
             <wp:effectExtent b="0" l="0" r="0" t="0"/>
-            <wp:docPr descr="Prior Predictive Check Diagnostics" title="" id="31" name="Picture"/>
+            <wp:docPr descr="Prior Predictive Check Diagnostics" title="" id="32" name="Picture"/>
             <a:graphic>
               <a:graphicData uri="http://schemas.openxmlformats.org/drawingml/2006/picture">
                 <pic:pic>
                   <pic:nvPicPr>
-                    <pic:cNvPr descr="PriorCheck_Plot.png" id="32" name="Picture"/>
+                    <pic:cNvPr descr="PriorCheck_Plot.png" id="33" name="Picture"/>
                     <pic:cNvPicPr>
                       <a:picLocks noChangeArrowheads="1" noChangeAspect="1"/>
                     </pic:cNvPicPr>
                   </pic:nvPicPr>
                   <pic:blipFill>
-                    <a:blip r:embed="rId30"/>
+                    <a:blip r:embed="rId31"/>
                     <a:stretch>
                       <a:fillRect/>
                     </a:stretch>
@@ -1463,7 +1523,7 @@
         <w:t xml:space="preserve">Prior Predictive Check Diagnostics</w:t>
       </w:r>
     </w:p>
-    <w:bookmarkStart w:id="33" w:name="explaining-the-prior-predictive-plots"/>
+    <w:bookmarkStart w:id="34" w:name="explaining-the-prior-predictive-plots"/>
     <w:p>
       <w:pPr>
         <w:pStyle w:val="Heading3"/>
@@ -1600,12 +1660,12 @@
           <w:i/>
           <w:iCs/>
         </w:rPr>
-        <w:t xml:space="preserve">(Note: Because we used uninformed priors internally in the package, you should expect these prior predictive checks to look very dispersed and potentially mismatched from the black actual data lines—this is normal before training!)</w:t>
-      </w:r>
-    </w:p>
-    <w:bookmarkEnd w:id="33"/>
+        <w:t xml:space="preserve">(Note: Because we used uninformed priors internally in the package, you should expect these prior predictive checks to look very dispersed and potentially mismatched from the black actual data lines-this is normal before training!)</w:t>
+      </w:r>
+    </w:p>
     <w:bookmarkEnd w:id="34"/>
-    <w:bookmarkStart w:id="37" w:name="manual-mcmc-execution"/>
+    <w:bookmarkEnd w:id="35"/>
+    <w:bookmarkStart w:id="41" w:name="manual-mcmc-execution"/>
     <w:p>
       <w:pPr>
         <w:pStyle w:val="Heading2"/>
@@ -1675,18 +1735,18 @@
                 <wp:inline>
                   <wp:extent cx="152400" cy="152400"/>
                   <wp:effectExtent b="0" l="0" r="0" t="0"/>
-                  <wp:docPr descr="" title="" id="35" name="Picture"/>
+                  <wp:docPr descr="" title="" id="37" name="Picture"/>
                   <a:graphic>
                     <a:graphicData uri="http://schemas.openxmlformats.org/drawingml/2006/picture">
                       <pic:pic>
                         <pic:nvPicPr>
-                          <pic:cNvPr descr="/Applications/quarto/share/formats/docx/note.png" id="36" name="Picture"/>
+                          <pic:cNvPr descr="/Applications/quarto/share/formats/docx/note.png" id="38" name="Picture"/>
                           <pic:cNvPicPr>
                             <a:picLocks noChangeArrowheads="1" noChangeAspect="1"/>
                           </pic:cNvPicPr>
                         </pic:nvPicPr>
                         <pic:blipFill>
-                          <a:blip r:embed="rId20"/>
+                          <a:blip r:embed="rId36"/>
                           <a:stretch>
                             <a:fillRect/>
                           </a:stretch>
@@ -1747,7 +1807,7 @@
                 <w:i/>
                 <w:iCs/>
               </w:rPr>
-              <w:t xml:space="preserve">For the sake of testing/tutorial, the code below defaults to a fast compilation format. In a rigorous real-world analysis, you migh have to run over 10,000 iterations across 2-3 chains!</w:t>
+              <w:t xml:space="preserve">For the sake of testing/tutorial, the code below defaults to a fast compilation format. In a rigorous real-world analysis, you might have to run over 10,000 iterations across 2-3 chains!</w:t>
             </w:r>
           </w:p>
           <w:p/>
@@ -2191,21 +2251,18 @@
         <w:t xml:space="preserve">)</w:t>
       </w:r>
     </w:p>
+    <w:bookmarkStart w:id="39" w:name="understanding-the-execution-output"/>
+    <w:p>
+      <w:pPr>
+        <w:pStyle w:val="Heading3"/>
+      </w:pPr>
+      <w:r>
+        <w:t xml:space="preserve">Understanding the Execution Output</w:t>
+      </w:r>
+    </w:p>
     <w:p>
       <w:pPr>
         <w:pStyle w:val="FirstParagraph"/>
-      </w:pPr>
-      <w:r>
-        <w:rPr>
-          <w:b/>
-          <w:bCs/>
-        </w:rPr>
-        <w:t xml:space="preserve">Understanding the Execution Output</w:t>
-      </w:r>
-    </w:p>
-    <w:p>
-      <w:pPr>
-        <w:pStyle w:val="BodyText"/>
       </w:pPr>
       <w:r>
         <w:t xml:space="preserve">Because we enabled the</w:t>
@@ -2396,8 +2453,676 @@
         <w:t xml:space="preserve">In complex hierarchical Bayesian networks like cognitive modeling, this penalty term describes the structural complexity and shrinkage of your model, penalizing overly parameterized networks that risk overfitting.</w:t>
       </w:r>
     </w:p>
-    <w:bookmarkEnd w:id="37"/>
-    <w:bookmarkStart w:id="38" w:name="post-processing-and-convergence"/>
+    <w:p>
+      <w:pPr>
+        <w:pStyle w:val="SourceCode"/>
+      </w:pPr>
+      <w:r>
+        <w:rPr>
+          <w:rStyle w:val="NormalTok"/>
+        </w:rPr>
+        <w:t xml:space="preserve">mcmc_raw</w:t>
+      </w:r>
+      <w:r>
+        <w:rPr>
+          <w:rStyle w:val="SpecialCharTok"/>
+        </w:rPr>
+        <w:t xml:space="preserve">$</w:t>
+      </w:r>
+      <w:r>
+        <w:rPr>
+          <w:rStyle w:val="NormalTok"/>
+        </w:rPr>
+        <w:t xml:space="preserve">WAIC</w:t>
+      </w:r>
+    </w:p>
+    <w:p>
+      <w:pPr>
+        <w:pStyle w:val="SourceCode"/>
+      </w:pPr>
+      <w:r>
+        <w:rPr>
+          <w:rStyle w:val="VerbatimChar"/>
+        </w:rPr>
+        <w:t xml:space="preserve">WAIC: 29483.86</w:t>
+      </w:r>
+    </w:p>
+    <w:p>
+      <w:pPr>
+        <w:pStyle w:val="SourceCode"/>
+      </w:pPr>
+      <w:r>
+        <w:br/>
+      </w:r>
+      <w:r>
+        <w:rPr>
+          <w:rStyle w:val="VerbatimChar"/>
+        </w:rPr>
+        <w:t xml:space="preserve">pWAIC: 1828.96</w:t>
+      </w:r>
+    </w:p>
+    <w:bookmarkEnd w:id="39"/>
+    <w:bookmarkStart w:id="40" w:name="customizing-the-mcmc-sampler"/>
+    <w:p>
+      <w:pPr>
+        <w:pStyle w:val="Heading3"/>
+      </w:pPr>
+      <w:r>
+        <w:t xml:space="preserve">Customizing the MCMC Sampler</w:t>
+      </w:r>
+    </w:p>
+    <w:p>
+      <w:pPr>
+        <w:pStyle w:val="FirstParagraph"/>
+      </w:pPr>
+      <w:r>
+        <w:t xml:space="preserve">The</w:t>
+      </w:r>
+      <w:r>
+        <w:t xml:space="preserve"> </w:t>
+      </w:r>
+      <w:r>
+        <w:rPr>
+          <w:rStyle w:val="VerbatimChar"/>
+        </w:rPr>
+        <w:t xml:space="preserve">nimbleMCMC()</w:t>
+      </w:r>
+      <w:r>
+        <w:t xml:space="preserve"> </w:t>
+      </w:r>
+      <w:r>
+        <w:t xml:space="preserve">convenience wrapper used above handles model building and compilation internally. For even finer control-such as swapping out individual parameter samplers-you can use NIMBLE’s step-by-step workflow:</w:t>
+      </w:r>
+    </w:p>
+    <w:p>
+      <w:pPr>
+        <w:pStyle w:val="SourceCode"/>
+      </w:pPr>
+      <w:r>
+        <w:rPr>
+          <w:rStyle w:val="CommentTok"/>
+        </w:rPr>
+        <w:t xml:space="preserve"># 1. Build the model object</w:t>
+      </w:r>
+      <w:r>
+        <w:br/>
+      </w:r>
+      <w:r>
+        <w:rPr>
+          <w:rStyle w:val="NormalTok"/>
+        </w:rPr>
+        <w:t xml:space="preserve">model </w:t>
+      </w:r>
+      <w:r>
+        <w:rPr>
+          <w:rStyle w:val="OtherTok"/>
+        </w:rPr>
+        <w:t xml:space="preserve">&lt;-</w:t>
+      </w:r>
+      <w:r>
+        <w:rPr>
+          <w:rStyle w:val="NormalTok"/>
+        </w:rPr>
+        <w:t xml:space="preserve"> </w:t>
+      </w:r>
+      <w:r>
+        <w:rPr>
+          <w:rStyle w:val="FunctionTok"/>
+        </w:rPr>
+        <w:t xml:space="preserve">nimbleModel</w:t>
+      </w:r>
+      <w:r>
+        <w:rPr>
+          <w:rStyle w:val="NormalTok"/>
+        </w:rPr>
+        <w:t xml:space="preserve">(</w:t>
+      </w:r>
+      <w:r>
+        <w:br/>
+      </w:r>
+      <w:r>
+        <w:rPr>
+          <w:rStyle w:val="NormalTok"/>
+        </w:rPr>
+        <w:t xml:space="preserve">    </w:t>
+      </w:r>
+      <w:r>
+        <w:rPr>
+          <w:rStyle w:val="AttributeTok"/>
+        </w:rPr>
+        <w:t xml:space="preserve">code =</w:t>
+      </w:r>
+      <w:r>
+        <w:rPr>
+          <w:rStyle w:val="NormalTok"/>
+        </w:rPr>
+        <w:t xml:space="preserve"> model_code,</w:t>
+      </w:r>
+      <w:r>
+        <w:br/>
+      </w:r>
+      <w:r>
+        <w:rPr>
+          <w:rStyle w:val="NormalTok"/>
+        </w:rPr>
+        <w:t xml:space="preserve">    </w:t>
+      </w:r>
+      <w:r>
+        <w:rPr>
+          <w:rStyle w:val="AttributeTok"/>
+        </w:rPr>
+        <w:t xml:space="preserve">constants =</w:t>
+      </w:r>
+      <w:r>
+        <w:rPr>
+          <w:rStyle w:val="NormalTok"/>
+        </w:rPr>
+        <w:t xml:space="preserve"> config</w:t>
+      </w:r>
+      <w:r>
+        <w:rPr>
+          <w:rStyle w:val="SpecialCharTok"/>
+        </w:rPr>
+        <w:t xml:space="preserve">$</w:t>
+      </w:r>
+      <w:r>
+        <w:rPr>
+          <w:rStyle w:val="NormalTok"/>
+        </w:rPr>
+        <w:t xml:space="preserve">constants,</w:t>
+      </w:r>
+      <w:r>
+        <w:br/>
+      </w:r>
+      <w:r>
+        <w:rPr>
+          <w:rStyle w:val="NormalTok"/>
+        </w:rPr>
+        <w:t xml:space="preserve">    </w:t>
+      </w:r>
+      <w:r>
+        <w:rPr>
+          <w:rStyle w:val="AttributeTok"/>
+        </w:rPr>
+        <w:t xml:space="preserve">data =</w:t>
+      </w:r>
+      <w:r>
+        <w:rPr>
+          <w:rStyle w:val="NormalTok"/>
+        </w:rPr>
+        <w:t xml:space="preserve"> config</w:t>
+      </w:r>
+      <w:r>
+        <w:rPr>
+          <w:rStyle w:val="SpecialCharTok"/>
+        </w:rPr>
+        <w:t xml:space="preserve">$</w:t>
+      </w:r>
+      <w:r>
+        <w:rPr>
+          <w:rStyle w:val="NormalTok"/>
+        </w:rPr>
+        <w:t xml:space="preserve">data,</w:t>
+      </w:r>
+      <w:r>
+        <w:br/>
+      </w:r>
+      <w:r>
+        <w:rPr>
+          <w:rStyle w:val="NormalTok"/>
+        </w:rPr>
+        <w:t xml:space="preserve">    </w:t>
+      </w:r>
+      <w:r>
+        <w:rPr>
+          <w:rStyle w:val="AttributeTok"/>
+        </w:rPr>
+        <w:t xml:space="preserve">inits =</w:t>
+      </w:r>
+      <w:r>
+        <w:rPr>
+          <w:rStyle w:val="NormalTok"/>
+        </w:rPr>
+        <w:t xml:space="preserve"> config</w:t>
+      </w:r>
+      <w:r>
+        <w:rPr>
+          <w:rStyle w:val="SpecialCharTok"/>
+        </w:rPr>
+        <w:t xml:space="preserve">$</w:t>
+      </w:r>
+      <w:r>
+        <w:rPr>
+          <w:rStyle w:val="NormalTok"/>
+        </w:rPr>
+        <w:t xml:space="preserve">inits</w:t>
+      </w:r>
+      <w:r>
+        <w:br/>
+      </w:r>
+      <w:r>
+        <w:rPr>
+          <w:rStyle w:val="NormalTok"/>
+        </w:rPr>
+        <w:t xml:space="preserve">)</w:t>
+      </w:r>
+      <w:r>
+        <w:br/>
+      </w:r>
+      <w:r>
+        <w:br/>
+      </w:r>
+      <w:r>
+        <w:rPr>
+          <w:rStyle w:val="CommentTok"/>
+        </w:rPr>
+        <w:t xml:space="preserve"># 2. Create a default MCMC configuration</w:t>
+      </w:r>
+      <w:r>
+        <w:br/>
+      </w:r>
+      <w:r>
+        <w:rPr>
+          <w:rStyle w:val="NormalTok"/>
+        </w:rPr>
+        <w:t xml:space="preserve">mcmc_conf </w:t>
+      </w:r>
+      <w:r>
+        <w:rPr>
+          <w:rStyle w:val="OtherTok"/>
+        </w:rPr>
+        <w:t xml:space="preserve">&lt;-</w:t>
+      </w:r>
+      <w:r>
+        <w:rPr>
+          <w:rStyle w:val="NormalTok"/>
+        </w:rPr>
+        <w:t xml:space="preserve"> </w:t>
+      </w:r>
+      <w:r>
+        <w:rPr>
+          <w:rStyle w:val="FunctionTok"/>
+        </w:rPr>
+        <w:t xml:space="preserve">configureMCMC</w:t>
+      </w:r>
+      <w:r>
+        <w:rPr>
+          <w:rStyle w:val="NormalTok"/>
+        </w:rPr>
+        <w:t xml:space="preserve">(model, </w:t>
+      </w:r>
+      <w:r>
+        <w:rPr>
+          <w:rStyle w:val="AttributeTok"/>
+        </w:rPr>
+        <w:t xml:space="preserve">monitors =</w:t>
+      </w:r>
+      <w:r>
+        <w:rPr>
+          <w:rStyle w:val="NormalTok"/>
+        </w:rPr>
+        <w:t xml:space="preserve"> config</w:t>
+      </w:r>
+      <w:r>
+        <w:rPr>
+          <w:rStyle w:val="SpecialCharTok"/>
+        </w:rPr>
+        <w:t xml:space="preserve">$</w:t>
+      </w:r>
+      <w:r>
+        <w:rPr>
+          <w:rStyle w:val="NormalTok"/>
+        </w:rPr>
+        <w:t xml:space="preserve">monitors)</w:t>
+      </w:r>
+      <w:r>
+        <w:br/>
+      </w:r>
+      <w:r>
+        <w:br/>
+      </w:r>
+      <w:r>
+        <w:rPr>
+          <w:rStyle w:val="CommentTok"/>
+        </w:rPr>
+        <w:t xml:space="preserve"># 3. Inspect the current sampler assignments</w:t>
+      </w:r>
+      <w:r>
+        <w:br/>
+      </w:r>
+      <w:r>
+        <w:rPr>
+          <w:rStyle w:val="FunctionTok"/>
+        </w:rPr>
+        <w:t xml:space="preserve">print</w:t>
+      </w:r>
+      <w:r>
+        <w:rPr>
+          <w:rStyle w:val="NormalTok"/>
+        </w:rPr>
+        <w:t xml:space="preserve">(mcmc_conf</w:t>
+      </w:r>
+      <w:r>
+        <w:rPr>
+          <w:rStyle w:val="SpecialCharTok"/>
+        </w:rPr>
+        <w:t xml:space="preserve">$</w:t>
+      </w:r>
+      <w:r>
+        <w:rPr>
+          <w:rStyle w:val="FunctionTok"/>
+        </w:rPr>
+        <w:t xml:space="preserve">getSamplers</w:t>
+      </w:r>
+      <w:r>
+        <w:rPr>
+          <w:rStyle w:val="NormalTok"/>
+        </w:rPr>
+        <w:t xml:space="preserve">())</w:t>
+      </w:r>
+      <w:r>
+        <w:br/>
+      </w:r>
+      <w:r>
+        <w:br/>
+      </w:r>
+      <w:r>
+        <w:rPr>
+          <w:rStyle w:val="CommentTok"/>
+        </w:rPr>
+        <w:t xml:space="preserve"># 4. Customize: e.g., replace a specific sampler with a slice sampler</w:t>
+      </w:r>
+      <w:r>
+        <w:br/>
+      </w:r>
+      <w:r>
+        <w:rPr>
+          <w:rStyle w:val="CommentTok"/>
+        </w:rPr>
+        <w:t xml:space="preserve"># mcmc_conf$removeSamplers("beta_root[1]")</w:t>
+      </w:r>
+      <w:r>
+        <w:br/>
+      </w:r>
+      <w:r>
+        <w:rPr>
+          <w:rStyle w:val="CommentTok"/>
+        </w:rPr>
+        <w:t xml:space="preserve"># mcmc_conf$addSampler(target = "beta_root[1]", type = "slice")</w:t>
+      </w:r>
+      <w:r>
+        <w:br/>
+      </w:r>
+      <w:r>
+        <w:br/>
+      </w:r>
+      <w:r>
+        <w:rPr>
+          <w:rStyle w:val="CommentTok"/>
+        </w:rPr>
+        <w:t xml:space="preserve"># 5. Build, compile, and run</w:t>
+      </w:r>
+      <w:r>
+        <w:br/>
+      </w:r>
+      <w:r>
+        <w:rPr>
+          <w:rStyle w:val="NormalTok"/>
+        </w:rPr>
+        <w:t xml:space="preserve">mcmc_built </w:t>
+      </w:r>
+      <w:r>
+        <w:rPr>
+          <w:rStyle w:val="OtherTok"/>
+        </w:rPr>
+        <w:t xml:space="preserve">&lt;-</w:t>
+      </w:r>
+      <w:r>
+        <w:rPr>
+          <w:rStyle w:val="NormalTok"/>
+        </w:rPr>
+        <w:t xml:space="preserve"> </w:t>
+      </w:r>
+      <w:r>
+        <w:rPr>
+          <w:rStyle w:val="FunctionTok"/>
+        </w:rPr>
+        <w:t xml:space="preserve">buildMCMC</w:t>
+      </w:r>
+      <w:r>
+        <w:rPr>
+          <w:rStyle w:val="NormalTok"/>
+        </w:rPr>
+        <w:t xml:space="preserve">(mcmc_conf)</w:t>
+      </w:r>
+      <w:r>
+        <w:br/>
+      </w:r>
+      <w:r>
+        <w:rPr>
+          <w:rStyle w:val="NormalTok"/>
+        </w:rPr>
+        <w:t xml:space="preserve">cmodel </w:t>
+      </w:r>
+      <w:r>
+        <w:rPr>
+          <w:rStyle w:val="OtherTok"/>
+        </w:rPr>
+        <w:t xml:space="preserve">&lt;-</w:t>
+      </w:r>
+      <w:r>
+        <w:rPr>
+          <w:rStyle w:val="NormalTok"/>
+        </w:rPr>
+        <w:t xml:space="preserve"> </w:t>
+      </w:r>
+      <w:r>
+        <w:rPr>
+          <w:rStyle w:val="FunctionTok"/>
+        </w:rPr>
+        <w:t xml:space="preserve">compileNimble</w:t>
+      </w:r>
+      <w:r>
+        <w:rPr>
+          <w:rStyle w:val="NormalTok"/>
+        </w:rPr>
+        <w:t xml:space="preserve">(model)</w:t>
+      </w:r>
+      <w:r>
+        <w:br/>
+      </w:r>
+      <w:r>
+        <w:rPr>
+          <w:rStyle w:val="NormalTok"/>
+        </w:rPr>
+        <w:t xml:space="preserve">cmcmc </w:t>
+      </w:r>
+      <w:r>
+        <w:rPr>
+          <w:rStyle w:val="OtherTok"/>
+        </w:rPr>
+        <w:t xml:space="preserve">&lt;-</w:t>
+      </w:r>
+      <w:r>
+        <w:rPr>
+          <w:rStyle w:val="NormalTok"/>
+        </w:rPr>
+        <w:t xml:space="preserve"> </w:t>
+      </w:r>
+      <w:r>
+        <w:rPr>
+          <w:rStyle w:val="FunctionTok"/>
+        </w:rPr>
+        <w:t xml:space="preserve">compileNimble</w:t>
+      </w:r>
+      <w:r>
+        <w:rPr>
+          <w:rStyle w:val="NormalTok"/>
+        </w:rPr>
+        <w:t xml:space="preserve">(mcmc_built, </w:t>
+      </w:r>
+      <w:r>
+        <w:rPr>
+          <w:rStyle w:val="AttributeTok"/>
+        </w:rPr>
+        <w:t xml:space="preserve">project =</w:t>
+      </w:r>
+      <w:r>
+        <w:rPr>
+          <w:rStyle w:val="NormalTok"/>
+        </w:rPr>
+        <w:t xml:space="preserve"> model)</w:t>
+      </w:r>
+      <w:r>
+        <w:br/>
+      </w:r>
+      <w:r>
+        <w:rPr>
+          <w:rStyle w:val="NormalTok"/>
+        </w:rPr>
+        <w:t xml:space="preserve">samples </w:t>
+      </w:r>
+      <w:r>
+        <w:rPr>
+          <w:rStyle w:val="OtherTok"/>
+        </w:rPr>
+        <w:t xml:space="preserve">&lt;-</w:t>
+      </w:r>
+      <w:r>
+        <w:rPr>
+          <w:rStyle w:val="NormalTok"/>
+        </w:rPr>
+        <w:t xml:space="preserve"> </w:t>
+      </w:r>
+      <w:r>
+        <w:rPr>
+          <w:rStyle w:val="FunctionTok"/>
+        </w:rPr>
+        <w:t xml:space="preserve">runMCMC</w:t>
+      </w:r>
+      <w:r>
+        <w:rPr>
+          <w:rStyle w:val="NormalTok"/>
+        </w:rPr>
+        <w:t xml:space="preserve">(cmcmc, </w:t>
+      </w:r>
+      <w:r>
+        <w:rPr>
+          <w:rStyle w:val="AttributeTok"/>
+        </w:rPr>
+        <w:t xml:space="preserve">niter =</w:t>
+      </w:r>
+      <w:r>
+        <w:rPr>
+          <w:rStyle w:val="NormalTok"/>
+        </w:rPr>
+        <w:t xml:space="preserve"> </w:t>
+      </w:r>
+      <w:r>
+        <w:rPr>
+          <w:rStyle w:val="DecValTok"/>
+        </w:rPr>
+        <w:t xml:space="preserve">2000</w:t>
+      </w:r>
+      <w:r>
+        <w:rPr>
+          <w:rStyle w:val="NormalTok"/>
+        </w:rPr>
+        <w:t xml:space="preserve">, </w:t>
+      </w:r>
+      <w:r>
+        <w:rPr>
+          <w:rStyle w:val="AttributeTok"/>
+        </w:rPr>
+        <w:t xml:space="preserve">nburnin =</w:t>
+      </w:r>
+      <w:r>
+        <w:rPr>
+          <w:rStyle w:val="NormalTok"/>
+        </w:rPr>
+        <w:t xml:space="preserve"> </w:t>
+      </w:r>
+      <w:r>
+        <w:rPr>
+          <w:rStyle w:val="DecValTok"/>
+        </w:rPr>
+        <w:t xml:space="preserve">500</w:t>
+      </w:r>
+      <w:r>
+        <w:rPr>
+          <w:rStyle w:val="NormalTok"/>
+        </w:rPr>
+        <w:t xml:space="preserve">, </w:t>
+      </w:r>
+      <w:r>
+        <w:rPr>
+          <w:rStyle w:val="AttributeTok"/>
+        </w:rPr>
+        <w:t xml:space="preserve">nchains =</w:t>
+      </w:r>
+      <w:r>
+        <w:rPr>
+          <w:rStyle w:val="NormalTok"/>
+        </w:rPr>
+        <w:t xml:space="preserve"> </w:t>
+      </w:r>
+      <w:r>
+        <w:rPr>
+          <w:rStyle w:val="DecValTok"/>
+        </w:rPr>
+        <w:t xml:space="preserve">2</w:t>
+      </w:r>
+      <w:r>
+        <w:rPr>
+          <w:rStyle w:val="NormalTok"/>
+        </w:rPr>
+        <w:t xml:space="preserve">,</w:t>
+      </w:r>
+      <w:r>
+        <w:br/>
+      </w:r>
+      <w:r>
+        <w:rPr>
+          <w:rStyle w:val="NormalTok"/>
+        </w:rPr>
+        <w:t xml:space="preserve">                   </w:t>
+      </w:r>
+      <w:r>
+        <w:rPr>
+          <w:rStyle w:val="AttributeTok"/>
+        </w:rPr>
+        <w:t xml:space="preserve">samplesAsCodaMCMC =</w:t>
+      </w:r>
+      <w:r>
+        <w:rPr>
+          <w:rStyle w:val="NormalTok"/>
+        </w:rPr>
+        <w:t xml:space="preserve"> </w:t>
+      </w:r>
+      <w:r>
+        <w:rPr>
+          <w:rStyle w:val="ConstantTok"/>
+        </w:rPr>
+        <w:t xml:space="preserve">TRUE</w:t>
+      </w:r>
+      <w:r>
+        <w:rPr>
+          <w:rStyle w:val="NormalTok"/>
+        </w:rPr>
+        <w:t xml:space="preserve">)</w:t>
+      </w:r>
+    </w:p>
+    <w:p>
+      <w:pPr>
+        <w:pStyle w:val="FirstParagraph"/>
+      </w:pPr>
+      <w:r>
+        <w:t xml:space="preserve">This approach lets you inspect and modify the exact sampler assigned to each parameter node before compilation.</w:t>
+      </w:r>
+    </w:p>
+    <w:bookmarkEnd w:id="40"/>
+    <w:bookmarkEnd w:id="41"/>
+    <w:bookmarkStart w:id="42" w:name="post-processing-and-convergence"/>
     <w:p>
       <w:pPr>
         <w:pStyle w:val="Heading2"/>
@@ -2434,7 +3159,7 @@
         <w:t xml:space="preserve"> </w:t>
       </w:r>
       <w:r>
-        <w:t xml:space="preserve">to preserve the parent Q-Matrix dimensions. We filter these empty pathways out natively before validating model convergence to guarantee pure mathematical comparisons.</w:t>
+        <w:t xml:space="preserve">to preserve the parent Q-Matrix dimensions. We filter these empty pathways out before validating model convergence to guarantee pure mathematical comparisons.</w:t>
       </w:r>
     </w:p>
     <w:p>
@@ -2833,8 +3558,33 @@
         <w:t xml:space="preserve">).</w:t>
       </w:r>
     </w:p>
-    <w:bookmarkEnd w:id="38"/>
-    <w:bookmarkStart w:id="43" w:name="posterior-predictive-checking"/>
+    <w:p>
+      <w:pPr>
+        <w:pStyle w:val="SourceCode"/>
+      </w:pPr>
+      <w:r>
+        <w:rPr>
+          <w:rStyle w:val="VerbatimChar"/>
+        </w:rPr>
+        <w:t xml:space="preserve">Algorithm fully converged: FALSE</w:t>
+      </w:r>
+    </w:p>
+    <w:p>
+      <w:pPr>
+        <w:pStyle w:val="SourceCode"/>
+      </w:pPr>
+      <w:r>
+        <w:br/>
+      </w:r>
+      <w:r>
+        <w:rPr>
+          <w:rStyle w:val="VerbatimChar"/>
+        </w:rPr>
+        <w:t xml:space="preserve">Max relative error: 18.3513</w:t>
+      </w:r>
+    </w:p>
+    <w:bookmarkEnd w:id="42"/>
+    <w:bookmarkStart w:id="47" w:name="posterior-predictive-checking"/>
     <w:p>
       <w:pPr>
         <w:pStyle w:val="Heading2"/>
@@ -2876,7 +3626,7 @@
         <w:t xml:space="preserve"> </w:t>
       </w:r>
       <w:r>
-        <w:t xml:space="preserve">function from Step 3, but this time we provide it with our posterior predictice samples we got from the estimation procedure (res_clean).</w:t>
+        <w:t xml:space="preserve">function from Step 3, but this time we provide it with our posterior predictive samples we got from the estimation procedure (res_clean).</w:t>
       </w:r>
     </w:p>
     <w:p>
@@ -3124,18 +3874,18 @@
           <wp:inline>
             <wp:extent cx="5334000" cy="5334000"/>
             <wp:effectExtent b="0" l="0" r="0" t="0"/>
-            <wp:docPr descr="Posterior Predictive Check Diagnostics" title="" id="40" name="Picture"/>
+            <wp:docPr descr="Posterior Predictive Check Diagnostics" title="" id="44" name="Picture"/>
             <a:graphic>
               <a:graphicData uri="http://schemas.openxmlformats.org/drawingml/2006/picture">
                 <pic:pic>
                   <pic:nvPicPr>
-                    <pic:cNvPr descr="PosteriorCheck_Plot.png" id="41" name="Picture"/>
+                    <pic:cNvPr descr="PosteriorCheck_Plot.png" id="45" name="Picture"/>
                     <pic:cNvPicPr>
                       <a:picLocks noChangeArrowheads="1" noChangeAspect="1"/>
                     </pic:cNvPicPr>
                   </pic:nvPicPr>
                   <pic:blipFill>
-                    <a:blip r:embed="rId39"/>
+                    <a:blip r:embed="rId43"/>
                     <a:stretch>
                       <a:fillRect/>
                     </a:stretch>
@@ -3170,7 +3920,7 @@
         <w:t xml:space="preserve">Posterior Predictive Check Diagnostics</w:t>
       </w:r>
     </w:p>
-    <w:bookmarkStart w:id="42" w:name="X782e20bc67dddc210c1d1bfab372f3561948a72"/>
+    <w:bookmarkStart w:id="46" w:name="X782e20bc67dddc210c1d1bfab372f3561948a72"/>
     <w:p>
       <w:pPr>
         <w:pStyle w:val="Heading3"/>
@@ -3249,12 +3999,69 @@
         <w:pStyle w:val="FirstParagraph"/>
       </w:pPr>
       <w:r>
-        <w:t xml:space="preserve">If the posterior predictive plots show significant deviations (for instance, the distributions don’t align, or scatter nodes sit far off the red line), this is diagnostic proof that your chosen psychological framework (like DINA) is structurally misspecified for this dataset, and you should likely attempt a different network framework like DINO or DINM.</w:t>
-      </w:r>
-    </w:p>
-    <w:bookmarkEnd w:id="42"/>
-    <w:bookmarkEnd w:id="43"/>
-    <w:bookmarkStart w:id="45" w:name="X6775f26cc0bc7e826512ac781f1706472284d2d"/>
+        <w:t xml:space="preserve">If the posterior predictive plots show significant deviations (for instance, the distributions don’t align, or scatter nodes sit far off the red line), this is diagnostic proof that your chosen psychological framework (like DINA) is structurally misspecified for this dataset, and you should likely attempt a different compute type. Since the compute type is defined at graph construction time, you would rebuild the graph with a different</w:t>
+      </w:r>
+      <w:r>
+        <w:t xml:space="preserve"> </w:t>
+      </w:r>
+      <w:r>
+        <w:rPr>
+          <w:rStyle w:val="VerbatimChar"/>
+        </w:rPr>
+        <w:t xml:space="preserve">compute</w:t>
+      </w:r>
+      <w:r>
+        <w:t xml:space="preserve"> </w:t>
+      </w:r>
+      <w:r>
+        <w:t xml:space="preserve">argument—for example,</w:t>
+      </w:r>
+      <w:r>
+        <w:t xml:space="preserve"> </w:t>
+      </w:r>
+      <w:r>
+        <w:rPr>
+          <w:rStyle w:val="VerbatimChar"/>
+        </w:rPr>
+        <w:t xml:space="preserve">g &lt;- QMatrix2iGraph(Q, compute = "dino")</w:t>
+      </w:r>
+      <w:r>
+        <w:t xml:space="preserve"> </w:t>
+      </w:r>
+      <w:r>
+        <w:t xml:space="preserve">or</w:t>
+      </w:r>
+      <w:r>
+        <w:t xml:space="preserve"> </w:t>
+      </w:r>
+      <w:r>
+        <w:rPr>
+          <w:rStyle w:val="VerbatimChar"/>
+        </w:rPr>
+        <w:t xml:space="preserve">g &lt;- QMatrix2iGraph(Q, compute = "dinm")</w:t>
+      </w:r>
+      <w:r>
+        <w:t xml:space="preserve">—and then re-run the pipeline from</w:t>
+      </w:r>
+      <w:r>
+        <w:t xml:space="preserve"> </w:t>
+      </w:r>
+      <w:r>
+        <w:rPr>
+          <w:rStyle w:val="VerbatimChar"/>
+        </w:rPr>
+        <w:t xml:space="preserve">build_model_config()</w:t>
+      </w:r>
+      <w:r>
+        <w:t xml:space="preserve"> </w:t>
+      </w:r>
+      <w:r>
+        <w:t xml:space="preserve">onward.</w:t>
+      </w:r>
+    </w:p>
+    <w:bookmarkEnd w:id="46"/>
+    <w:bookmarkEnd w:id="47"/>
+    <w:bookmarkStart w:id="49" w:name="X6775f26cc0bc7e826512ac781f1706472284d2d"/>
     <w:p>
       <w:pPr>
         <w:pStyle w:val="Heading2"/>
@@ -3322,7 +4129,24 @@
         <w:t xml:space="preserve"> </w:t>
       </w:r>
       <w:r>
-        <w:t xml:space="preserve">directly to your working directory, advanced users executing manual MCMC chains must extract and build these tables themselves to maintain full control.</w:t>
+        <w:t xml:space="preserve">directly to your working directory (see the</w:t>
+      </w:r>
+      <w:r>
+        <w:t xml:space="preserve"> </w:t>
+      </w:r>
+      <w:hyperlink r:id="rId24">
+        <w:r>
+          <w:rPr>
+            <w:rStyle w:val="Hyperlink"/>
+          </w:rPr>
+          <w:t xml:space="preserve">Beginner Tutorial</w:t>
+        </w:r>
+      </w:hyperlink>
+      <w:r>
+        <w:t xml:space="preserve"> </w:t>
+      </w:r>
+      <w:r>
+        <w:t xml:space="preserve">for details), advanced users executing manual MCMC chains must extract and build these tables themselves to maintain full control.</w:t>
       </w:r>
     </w:p>
     <w:p>
@@ -3859,7 +4683,7 @@
         <w:t xml:space="preserve">).</w:t>
       </w:r>
     </w:p>
-    <w:bookmarkStart w:id="44" w:name="assessing-classification-performance"/>
+    <w:bookmarkStart w:id="48" w:name="assessing-classification-performance"/>
     <w:p>
       <w:pPr>
         <w:pStyle w:val="Heading3"/>
@@ -4365,9 +5189,9 @@
         <w:t xml:space="preserve">This final validation step computes both the isolated accuracy rate for every individual skill and the overarching, strict multi-dimensional profile match rate!</w:t>
       </w:r>
     </w:p>
-    <w:bookmarkEnd w:id="44"/>
-    <w:bookmarkEnd w:id="45"/>
-    <w:bookmarkStart w:id="46" w:name="using-pgdcm-as-a-scoring-model"/>
+    <w:bookmarkEnd w:id="48"/>
+    <w:bookmarkEnd w:id="49"/>
+    <w:bookmarkStart w:id="53" w:name="using-pgdcm-as-a-scoring-model"/>
     <w:p>
       <w:pPr>
         <w:pStyle w:val="Heading2"/>
@@ -4480,7 +5304,7 @@
         <w:rPr>
           <w:rStyle w:val="CommentTok"/>
         </w:rPr>
-        <w:t xml:space="preserve"># 1. Assume you have tables of calibrated means from a previous study:</w:t>
+        <w:t xml:space="preserve"># 1. Build scoring configuration from the previous calibrated model</w:t>
       </w:r>
       <w:r>
         <w:br/>
@@ -4489,7 +5313,7 @@
         <w:rPr>
           <w:rStyle w:val="CommentTok"/>
         </w:rPr>
-        <w:t xml:space="preserve"># calibrated_theta_means (Dimensions: K x 2 matrix)</w:t>
+        <w:t xml:space="preserve"># This helper automatically extracts structural dependencies, fixes item constraints,</w:t>
       </w:r>
       <w:r>
         <w:br/>
@@ -4498,7 +5322,94 @@
         <w:rPr>
           <w:rStyle w:val="CommentTok"/>
         </w:rPr>
-        <w:t xml:space="preserve"># calibrated_lambda_means (Dimensions: J x 2 matrix)</w:t>
+        <w:t xml:space="preserve"># sizes root matrices appropriately, and binds tightly constrained priors.</w:t>
+      </w:r>
+      <w:r>
+        <w:br/>
+      </w:r>
+      <w:r>
+        <w:rPr>
+          <w:rStyle w:val="NormalTok"/>
+        </w:rPr>
+        <w:t xml:space="preserve">config_scoring </w:t>
+      </w:r>
+      <w:r>
+        <w:rPr>
+          <w:rStyle w:val="OtherTok"/>
+        </w:rPr>
+        <w:t xml:space="preserve">&lt;-</w:t>
+      </w:r>
+      <w:r>
+        <w:rPr>
+          <w:rStyle w:val="NormalTok"/>
+        </w:rPr>
+        <w:t xml:space="preserve"> </w:t>
+      </w:r>
+      <w:r>
+        <w:rPr>
+          <w:rStyle w:val="FunctionTok"/>
+        </w:rPr>
+        <w:t xml:space="preserve">build_scoring_config</w:t>
+      </w:r>
+      <w:r>
+        <w:rPr>
+          <w:rStyle w:val="NormalTok"/>
+        </w:rPr>
+        <w:t xml:space="preserve">(</w:t>
+      </w:r>
+      <w:r>
+        <w:rPr>
+          <w:rStyle w:val="AttributeTok"/>
+        </w:rPr>
+        <w:t xml:space="preserve">calib_results =</w:t>
+      </w:r>
+      <w:r>
+        <w:rPr>
+          <w:rStyle w:val="NormalTok"/>
+        </w:rPr>
+        <w:t xml:space="preserve"> results, </w:t>
+      </w:r>
+      <w:r>
+        <w:br/>
+      </w:r>
+      <w:r>
+        <w:rPr>
+          <w:rStyle w:val="NormalTok"/>
+        </w:rPr>
+        <w:t xml:space="preserve">                                       </w:t>
+      </w:r>
+      <w:r>
+        <w:rPr>
+          <w:rStyle w:val="AttributeTok"/>
+        </w:rPr>
+        <w:t xml:space="preserve">calib_config =</w:t>
+      </w:r>
+      <w:r>
+        <w:rPr>
+          <w:rStyle w:val="NormalTok"/>
+        </w:rPr>
+        <w:t xml:space="preserve"> config, </w:t>
+      </w:r>
+      <w:r>
+        <w:br/>
+      </w:r>
+      <w:r>
+        <w:rPr>
+          <w:rStyle w:val="NormalTok"/>
+        </w:rPr>
+        <w:t xml:space="preserve">                                       </w:t>
+      </w:r>
+      <w:r>
+        <w:rPr>
+          <w:rStyle w:val="AttributeTok"/>
+        </w:rPr>
+        <w:t xml:space="preserve">new_dataframe =</w:t>
+      </w:r>
+      <w:r>
+        <w:rPr>
+          <w:rStyle w:val="NormalTok"/>
+        </w:rPr>
+        <w:t xml:space="preserve"> X_new_students)</w:t>
       </w:r>
       <w:r>
         <w:br/>
@@ -4510,16 +5421,16 @@
         <w:rPr>
           <w:rStyle w:val="CommentTok"/>
         </w:rPr>
-        <w:t xml:space="preserve"># 2. Build your highly informative scoring priors</w:t>
-      </w:r>
-      <w:r>
-        <w:br/>
-      </w:r>
-      <w:r>
-        <w:rPr>
-          <w:rStyle w:val="NormalTok"/>
-        </w:rPr>
-        <w:t xml:space="preserve">scoring_priors </w:t>
+        <w:t xml:space="preserve"># 2. Execute the automated workflow (it will sample with fixed items)</w:t>
+      </w:r>
+      <w:r>
+        <w:br/>
+      </w:r>
+      <w:r>
+        <w:rPr>
+          <w:rStyle w:val="NormalTok"/>
+        </w:rPr>
+        <w:t xml:space="preserve">scoring_results </w:t>
       </w:r>
       <w:r>
         <w:rPr>
@@ -4537,513 +5448,33 @@
         <w:rPr>
           <w:rStyle w:val="FunctionTok"/>
         </w:rPr>
-        <w:t xml:space="preserve">list</w:t>
-      </w:r>
-      <w:r>
-        <w:rPr>
-          <w:rStyle w:val="NormalTok"/>
-        </w:rPr>
-        <w:t xml:space="preserve">(</w:t>
-      </w:r>
-      <w:r>
-        <w:br/>
-      </w:r>
-      <w:r>
-        <w:rPr>
-          <w:rStyle w:val="NormalTok"/>
-        </w:rPr>
-        <w:t xml:space="preserve">    </w:t>
+        <w:t xml:space="preserve">run_pgdcm_auto</w:t>
+      </w:r>
+      <w:r>
+        <w:rPr>
+          <w:rStyle w:val="NormalTok"/>
+        </w:rPr>
+        <w:t xml:space="preserve">(config_scoring)</w:t>
+      </w:r>
+      <w:r>
+        <w:br/>
+      </w:r>
+      <w:r>
+        <w:br/>
       </w:r>
       <w:r>
         <w:rPr>
           <w:rStyle w:val="CommentTok"/>
         </w:rPr>
-        <w:t xml:space="preserve"># Keep the root attribute priors somewhat diffuse to allow new students to be scored</w:t>
-      </w:r>
-      <w:r>
-        <w:br/>
-      </w:r>
-      <w:r>
-        <w:rPr>
-          <w:rStyle w:val="NormalTok"/>
-        </w:rPr>
-        <w:t xml:space="preserve">    </w:t>
-      </w:r>
-      <w:r>
-        <w:rPr>
-          <w:rStyle w:val="AttributeTok"/>
-        </w:rPr>
-        <w:t xml:space="preserve">beta_mean =</w:t>
-      </w:r>
-      <w:r>
-        <w:rPr>
-          <w:rStyle w:val="NormalTok"/>
-        </w:rPr>
-        <w:t xml:space="preserve"> </w:t>
+        <w:t xml:space="preserve"># Profile the new students!</w:t>
+      </w:r>
+      <w:r>
+        <w:br/>
       </w:r>
       <w:r>
         <w:rPr>
           <w:rStyle w:val="FunctionTok"/>
         </w:rPr>
-        <w:t xml:space="preserve">c</w:t>
-      </w:r>
-      <w:r>
-        <w:rPr>
-          <w:rStyle w:val="NormalTok"/>
-        </w:rPr>
-        <w:t xml:space="preserve">(</w:t>
-      </w:r>
-      <w:r>
-        <w:rPr>
-          <w:rStyle w:val="DecValTok"/>
-        </w:rPr>
-        <w:t xml:space="preserve">0</w:t>
-      </w:r>
-      <w:r>
-        <w:rPr>
-          <w:rStyle w:val="NormalTok"/>
-        </w:rPr>
-        <w:t xml:space="preserve">),</w:t>
-      </w:r>
-      <w:r>
-        <w:br/>
-      </w:r>
-      <w:r>
-        <w:rPr>
-          <w:rStyle w:val="NormalTok"/>
-        </w:rPr>
-        <w:t xml:space="preserve">    </w:t>
-      </w:r>
-      <w:r>
-        <w:rPr>
-          <w:rStyle w:val="AttributeTok"/>
-        </w:rPr>
-        <w:t xml:space="preserve">beta_std =</w:t>
-      </w:r>
-      <w:r>
-        <w:rPr>
-          <w:rStyle w:val="NormalTok"/>
-        </w:rPr>
-        <w:t xml:space="preserve"> </w:t>
-      </w:r>
-      <w:r>
-        <w:rPr>
-          <w:rStyle w:val="FunctionTok"/>
-        </w:rPr>
-        <w:t xml:space="preserve">c</w:t>
-      </w:r>
-      <w:r>
-        <w:rPr>
-          <w:rStyle w:val="NormalTok"/>
-        </w:rPr>
-        <w:t xml:space="preserve">(</w:t>
-      </w:r>
-      <w:r>
-        <w:rPr>
-          <w:rStyle w:val="DecValTok"/>
-        </w:rPr>
-        <w:t xml:space="preserve">2</w:t>
-      </w:r>
-      <w:r>
-        <w:rPr>
-          <w:rStyle w:val="NormalTok"/>
-        </w:rPr>
-        <w:t xml:space="preserve">),</w:t>
-      </w:r>
-      <w:r>
-        <w:br/>
-      </w:r>
-      <w:r>
-        <w:br/>
-      </w:r>
-      <w:r>
-        <w:rPr>
-          <w:rStyle w:val="NormalTok"/>
-        </w:rPr>
-        <w:t xml:space="preserve">    </w:t>
-      </w:r>
-      <w:r>
-        <w:rPr>
-          <w:rStyle w:val="CommentTok"/>
-        </w:rPr>
-        <w:t xml:space="preserve"># "Lock in" your previously calibrated structural parameters (K x 2 matrix)</w:t>
-      </w:r>
-      <w:r>
-        <w:br/>
-      </w:r>
-      <w:r>
-        <w:rPr>
-          <w:rStyle w:val="NormalTok"/>
-        </w:rPr>
-        <w:t xml:space="preserve">    </w:t>
-      </w:r>
-      <w:r>
-        <w:rPr>
-          <w:rStyle w:val="AttributeTok"/>
-        </w:rPr>
-        <w:t xml:space="preserve">theta_mean =</w:t>
-      </w:r>
-      <w:r>
-        <w:rPr>
-          <w:rStyle w:val="NormalTok"/>
-        </w:rPr>
-        <w:t xml:space="preserve"> calibrated_theta_means,</w:t>
-      </w:r>
-      <w:r>
-        <w:br/>
-      </w:r>
-      <w:r>
-        <w:rPr>
-          <w:rStyle w:val="NormalTok"/>
-        </w:rPr>
-        <w:t xml:space="preserve">    </w:t>
-      </w:r>
-      <w:r>
-        <w:rPr>
-          <w:rStyle w:val="AttributeTok"/>
-        </w:rPr>
-        <w:t xml:space="preserve">theta_std =</w:t>
-      </w:r>
-      <w:r>
-        <w:rPr>
-          <w:rStyle w:val="NormalTok"/>
-        </w:rPr>
-        <w:t xml:space="preserve"> </w:t>
-      </w:r>
-      <w:r>
-        <w:rPr>
-          <w:rStyle w:val="FunctionTok"/>
-        </w:rPr>
-        <w:t xml:space="preserve">matrix</w:t>
-      </w:r>
-      <w:r>
-        <w:rPr>
-          <w:rStyle w:val="NormalTok"/>
-        </w:rPr>
-        <w:t xml:space="preserve">(</w:t>
-      </w:r>
-      <w:r>
-        <w:rPr>
-          <w:rStyle w:val="FloatTok"/>
-        </w:rPr>
-        <w:t xml:space="preserve">0.0001</w:t>
-      </w:r>
-      <w:r>
-        <w:rPr>
-          <w:rStyle w:val="NormalTok"/>
-        </w:rPr>
-        <w:t xml:space="preserve">, </w:t>
-      </w:r>
-      <w:r>
-        <w:rPr>
-          <w:rStyle w:val="AttributeTok"/>
-        </w:rPr>
-        <w:t xml:space="preserve">nrow =</w:t>
-      </w:r>
-      <w:r>
-        <w:rPr>
-          <w:rStyle w:val="NormalTok"/>
-        </w:rPr>
-        <w:t xml:space="preserve"> </w:t>
-      </w:r>
-      <w:r>
-        <w:rPr>
-          <w:rStyle w:val="FunctionTok"/>
-        </w:rPr>
-        <w:t xml:space="preserve">nrow</w:t>
-      </w:r>
-      <w:r>
-        <w:rPr>
-          <w:rStyle w:val="NormalTok"/>
-        </w:rPr>
-        <w:t xml:space="preserve">(calibrated_theta_means), </w:t>
-      </w:r>
-      <w:r>
-        <w:rPr>
-          <w:rStyle w:val="AttributeTok"/>
-        </w:rPr>
-        <w:t xml:space="preserve">ncol =</w:t>
-      </w:r>
-      <w:r>
-        <w:rPr>
-          <w:rStyle w:val="NormalTok"/>
-        </w:rPr>
-        <w:t xml:space="preserve"> </w:t>
-      </w:r>
-      <w:r>
-        <w:rPr>
-          <w:rStyle w:val="DecValTok"/>
-        </w:rPr>
-        <w:t xml:space="preserve">2</w:t>
-      </w:r>
-      <w:r>
-        <w:rPr>
-          <w:rStyle w:val="NormalTok"/>
-        </w:rPr>
-        <w:t xml:space="preserve">),</w:t>
-      </w:r>
-      <w:r>
-        <w:br/>
-      </w:r>
-      <w:r>
-        <w:br/>
-      </w:r>
-      <w:r>
-        <w:rPr>
-          <w:rStyle w:val="NormalTok"/>
-        </w:rPr>
-        <w:t xml:space="preserve">    </w:t>
-      </w:r>
-      <w:r>
-        <w:rPr>
-          <w:rStyle w:val="CommentTok"/>
-        </w:rPr>
-        <w:t xml:space="preserve"># "Lock in" your previously calibrated item parameters (J x 2 matrix)</w:t>
-      </w:r>
-      <w:r>
-        <w:br/>
-      </w:r>
-      <w:r>
-        <w:rPr>
-          <w:rStyle w:val="NormalTok"/>
-        </w:rPr>
-        <w:t xml:space="preserve">    </w:t>
-      </w:r>
-      <w:r>
-        <w:rPr>
-          <w:rStyle w:val="AttributeTok"/>
-        </w:rPr>
-        <w:t xml:space="preserve">lambda_mean =</w:t>
-      </w:r>
-      <w:r>
-        <w:rPr>
-          <w:rStyle w:val="NormalTok"/>
-        </w:rPr>
-        <w:t xml:space="preserve"> calibrated_lambda_means,</w:t>
-      </w:r>
-      <w:r>
-        <w:br/>
-      </w:r>
-      <w:r>
-        <w:rPr>
-          <w:rStyle w:val="NormalTok"/>
-        </w:rPr>
-        <w:t xml:space="preserve">    </w:t>
-      </w:r>
-      <w:r>
-        <w:rPr>
-          <w:rStyle w:val="AttributeTok"/>
-        </w:rPr>
-        <w:t xml:space="preserve">lambda_std =</w:t>
-      </w:r>
-      <w:r>
-        <w:rPr>
-          <w:rStyle w:val="NormalTok"/>
-        </w:rPr>
-        <w:t xml:space="preserve"> </w:t>
-      </w:r>
-      <w:r>
-        <w:rPr>
-          <w:rStyle w:val="FunctionTok"/>
-        </w:rPr>
-        <w:t xml:space="preserve">matrix</w:t>
-      </w:r>
-      <w:r>
-        <w:rPr>
-          <w:rStyle w:val="NormalTok"/>
-        </w:rPr>
-        <w:t xml:space="preserve">(</w:t>
-      </w:r>
-      <w:r>
-        <w:rPr>
-          <w:rStyle w:val="FloatTok"/>
-        </w:rPr>
-        <w:t xml:space="preserve">0.0001</w:t>
-      </w:r>
-      <w:r>
-        <w:rPr>
-          <w:rStyle w:val="NormalTok"/>
-        </w:rPr>
-        <w:t xml:space="preserve">, </w:t>
-      </w:r>
-      <w:r>
-        <w:rPr>
-          <w:rStyle w:val="AttributeTok"/>
-        </w:rPr>
-        <w:t xml:space="preserve">nrow =</w:t>
-      </w:r>
-      <w:r>
-        <w:rPr>
-          <w:rStyle w:val="NormalTok"/>
-        </w:rPr>
-        <w:t xml:space="preserve"> </w:t>
-      </w:r>
-      <w:r>
-        <w:rPr>
-          <w:rStyle w:val="FunctionTok"/>
-        </w:rPr>
-        <w:t xml:space="preserve">nrow</w:t>
-      </w:r>
-      <w:r>
-        <w:rPr>
-          <w:rStyle w:val="NormalTok"/>
-        </w:rPr>
-        <w:t xml:space="preserve">(calibrated_lambda_means), </w:t>
-      </w:r>
-      <w:r>
-        <w:rPr>
-          <w:rStyle w:val="AttributeTok"/>
-        </w:rPr>
-        <w:t xml:space="preserve">ncol =</w:t>
-      </w:r>
-      <w:r>
-        <w:rPr>
-          <w:rStyle w:val="NormalTok"/>
-        </w:rPr>
-        <w:t xml:space="preserve"> </w:t>
-      </w:r>
-      <w:r>
-        <w:rPr>
-          <w:rStyle w:val="DecValTok"/>
-        </w:rPr>
-        <w:t xml:space="preserve">2</w:t>
-      </w:r>
-      <w:r>
-        <w:rPr>
-          <w:rStyle w:val="NormalTok"/>
-        </w:rPr>
-        <w:t xml:space="preserve">)</w:t>
-      </w:r>
-      <w:r>
-        <w:br/>
-      </w:r>
-      <w:r>
-        <w:rPr>
-          <w:rStyle w:val="NormalTok"/>
-        </w:rPr>
-        <w:t xml:space="preserve">)</w:t>
-      </w:r>
-      <w:r>
-        <w:br/>
-      </w:r>
-      <w:r>
-        <w:br/>
-      </w:r>
-      <w:r>
-        <w:rPr>
-          <w:rStyle w:val="CommentTok"/>
-        </w:rPr>
-        <w:t xml:space="preserve"># 3. Compile the new config for the new dataset</w:t>
-      </w:r>
-      <w:r>
-        <w:br/>
-      </w:r>
-      <w:r>
-        <w:rPr>
-          <w:rStyle w:val="NormalTok"/>
-        </w:rPr>
-        <w:t xml:space="preserve">config_scoring </w:t>
-      </w:r>
-      <w:r>
-        <w:rPr>
-          <w:rStyle w:val="OtherTok"/>
-        </w:rPr>
-        <w:t xml:space="preserve">&lt;-</w:t>
-      </w:r>
-      <w:r>
-        <w:rPr>
-          <w:rStyle w:val="NormalTok"/>
-        </w:rPr>
-        <w:t xml:space="preserve"> </w:t>
-      </w:r>
-      <w:r>
-        <w:rPr>
-          <w:rStyle w:val="FunctionTok"/>
-        </w:rPr>
-        <w:t xml:space="preserve">build_model_config</w:t>
-      </w:r>
-      <w:r>
-        <w:rPr>
-          <w:rStyle w:val="NormalTok"/>
-        </w:rPr>
-        <w:t xml:space="preserve">(g, X_new_students, </w:t>
-      </w:r>
-      <w:r>
-        <w:rPr>
-          <w:rStyle w:val="AttributeTok"/>
-        </w:rPr>
-        <w:t xml:space="preserve">priors =</w:t>
-      </w:r>
-      <w:r>
-        <w:rPr>
-          <w:rStyle w:val="NormalTok"/>
-        </w:rPr>
-        <w:t xml:space="preserve"> scoring_priors)</w:t>
-      </w:r>
-      <w:r>
-        <w:br/>
-      </w:r>
-      <w:r>
-        <w:br/>
-      </w:r>
-      <w:r>
-        <w:rPr>
-          <w:rStyle w:val="CommentTok"/>
-        </w:rPr>
-        <w:t xml:space="preserve"># 4. Execute the automated workflow (it will sample with fixed items)</w:t>
-      </w:r>
-      <w:r>
-        <w:br/>
-      </w:r>
-      <w:r>
-        <w:rPr>
-          <w:rStyle w:val="NormalTok"/>
-        </w:rPr>
-        <w:t xml:space="preserve">scoring_results </w:t>
-      </w:r>
-      <w:r>
-        <w:rPr>
-          <w:rStyle w:val="OtherTok"/>
-        </w:rPr>
-        <w:t xml:space="preserve">&lt;-</w:t>
-      </w:r>
-      <w:r>
-        <w:rPr>
-          <w:rStyle w:val="NormalTok"/>
-        </w:rPr>
-        <w:t xml:space="preserve"> </w:t>
-      </w:r>
-      <w:r>
-        <w:rPr>
-          <w:rStyle w:val="FunctionTok"/>
-        </w:rPr>
-        <w:t xml:space="preserve">run_pgdcm_auto</w:t>
-      </w:r>
-      <w:r>
-        <w:rPr>
-          <w:rStyle w:val="NormalTok"/>
-        </w:rPr>
-        <w:t xml:space="preserve">(config_scoring)</w:t>
-      </w:r>
-      <w:r>
-        <w:br/>
-      </w:r>
-      <w:r>
-        <w:br/>
-      </w:r>
-      <w:r>
-        <w:rPr>
-          <w:rStyle w:val="CommentTok"/>
-        </w:rPr>
-        <w:t xml:space="preserve"># Profile the new students!</w:t>
-      </w:r>
-      <w:r>
-        <w:br/>
-      </w:r>
-      <w:r>
-        <w:rPr>
-          <w:rStyle w:val="FunctionTok"/>
-        </w:rPr>
         <w:t xml:space="preserve">print</w:t>
       </w:r>
       <w:r>
@@ -5073,7 +5504,137 @@
         <w:t xml:space="preserve">The MCMC sampler will essentially hold those parameters constant at your specified means while freely updating the posterior distributions of the new participants’ latent skills!</w:t>
       </w:r>
     </w:p>
-    <w:bookmarkEnd w:id="46"/>
+    <w:tbl>
+      <w:tblPr>
+        <w:tblStyle w:val="Table"/>
+        <w:tblLook w:firstRow="0" w:lastRow="0" w:firstColumn="0" w:lastColumn="0" w:noHBand="0" w:noVBand="0" w:val="0000"/>
+        <w:tblBorders>
+          <w:top w:val="single" w:sz="4" w:space="0" w:color="00A047"/>
+          <w:left w:val="single" w:sz="24" w:space="0" w:color="00A047"/>
+          <w:bottom w:val="single" w:sz="4" w:space="0" w:color="00A047"/>
+          <w:right w:val="single" w:sz="4" w:space="0" w:color="00A047"/>
+        </w:tblBorders>
+        <w:tblCellMar>
+          <w:left w:w="144" w:type="dxa"/>
+          <w:right w:w="144" w:type="dxa"/>
+        </w:tblCellMar>
+        <w:tblLook w:firstRow="0" w:lastRow="0" w:firstColumn="0" w:lastColumn="0" w:noHBand="0" w:noVBand="0" w:val="0000"/>
+      </w:tblPr>
+      <w:tr>
+        <w:trPr>
+          <w:cantSplit/>
+        </w:trPr>
+        <w:tc>
+          <w:tcPr>
+            <w:shd w:color="auto" w:fill="ccf1e3" w:val="clear"/>
+            <w:tcMar>
+              <w:top w:w="92" w:type="dxa"/>
+              <w:bottom w:w="92" w:type="dxa"/>
+            </w:tcMar>
+          </w:tcPr>
+          <w:p>
+            <w:pPr>
+              <w:pStyle w:val="BodyText"/>
+            </w:pPr>
+            <w:pPr>
+              <w:spacing w:before="0" w:after="0"/>
+              <w:textAlignment w:val="center"/>
+            </w:pPr>
+            <w:r>
+              <w:drawing>
+                <wp:inline>
+                  <wp:extent cx="152400" cy="152400"/>
+                  <wp:effectExtent b="0" l="0" r="0" t="0"/>
+                  <wp:docPr descr="" title="" id="50" name="Picture"/>
+                  <a:graphic>
+                    <a:graphicData uri="http://schemas.openxmlformats.org/drawingml/2006/picture">
+                      <pic:pic>
+                        <pic:nvPicPr>
+                          <pic:cNvPr descr="/Applications/quarto/share/formats/docx/tip.png" id="51" name="Picture"/>
+                          <pic:cNvPicPr>
+                            <a:picLocks noChangeArrowheads="1" noChangeAspect="1"/>
+                          </pic:cNvPicPr>
+                        </pic:nvPicPr>
+                        <pic:blipFill>
+                          <a:blip r:embed="rId27"/>
+                          <a:stretch>
+                            <a:fillRect/>
+                          </a:stretch>
+                        </pic:blipFill>
+                        <pic:spPr bwMode="auto">
+                          <a:xfrm>
+                            <a:off x="0" y="0"/>
+                            <a:ext cx="152400" cy="152400"/>
+                          </a:xfrm>
+                          <a:prstGeom prst="rect">
+                            <a:avLst/>
+                          </a:prstGeom>
+                          <a:noFill/>
+                          <a:ln w="9525">
+                            <a:noFill/>
+                            <a:headEnd/>
+                            <a:tailEnd/>
+                          </a:ln>
+                        </pic:spPr>
+                      </pic:pic>
+                    </a:graphicData>
+                  </a:graphic>
+                </wp:inline>
+              </w:drawing>
+            </w:r>
+            <w:r>
+              <w:t xml:space="preserve"> </w:t>
+            </w:r>
+            <w:r>
+              <w:t xml:space="preserve"> </w:t>
+            </w:r>
+            <w:r>
+              <w:t xml:space="preserve">Full Operational Workflow</w:t>
+            </w:r>
+          </w:p>
+        </w:tc>
+      </w:tr>
+      <w:tr>
+        <w:trPr>
+          <w:cantSplit/>
+        </w:trPr>
+        <w:tc>
+          <w:tcPr>
+            <w:tcMar>
+              <w:top w:w="108" w:type="dxa"/>
+              <w:bottom w:w="108" w:type="dxa"/>
+            </w:tcMar>
+          </w:tcPr>
+          <w:p>
+            <w:pPr>
+              <w:pStyle w:val="BodyText"/>
+            </w:pPr>
+            <w:pPr>
+              <w:spacing w:before="16" w:after="16"/>
+            </w:pPr>
+            <w:r>
+              <w:t xml:space="preserve">For a complete end-to-end example of calibration, scoring, and cross-validation to detect overfitting, see the</w:t>
+            </w:r>
+            <w:r>
+              <w:t xml:space="preserve"> </w:t>
+            </w:r>
+            <w:hyperlink r:id="rId52">
+              <w:r>
+                <w:rPr>
+                  <w:rStyle w:val="Hyperlink"/>
+                </w:rPr>
+                <w:t xml:space="preserve">Scoring Cookbook</w:t>
+              </w:r>
+            </w:hyperlink>
+            <w:r>
+              <w:t xml:space="preserve">.</w:t>
+            </w:r>
+          </w:p>
+          <w:p/>
+        </w:tc>
+      </w:tr>
+    </w:tbl>
+    <w:bookmarkEnd w:id="53"/>
     <w:sectPr>
       <w:footnotePr>
         <w:numRestart w:val="eachSect"/>
